--- a/projects/valuepickr-open-screen/docs/Aarti Surfactants Ltd.docx
+++ b/projects/valuepickr-open-screen/docs/Aarti Surfactants Ltd.docx
@@ -259,6 +259,624 @@
         <w:spacing w:after="120" w:before="280"/>
       </w:pPr>
       <w:r>
+        <w:t xml:space="preserve">Guidance &amp; Expectation Gap</w:t>
+      </w:r>
+    </w:p>
+    <w:p>
+      <w:pPr>
+        <w:spacing w:after="120"/>
+      </w:pPr>
+      <w:r>
+        <w:rPr>
+          <w:i/>
+          <w:iCs/>
+          <w:color w:val="666666"/>
+          <w:sz w:val="18"/>
+          <w:szCs w:val="18"/>
+        </w:rPr>
+        <w:t xml:space="preserve">Management guidance decoded into commitments, graded on the expectation → action → operational → commercial → financial ladder, then compared to what the current price appears to assume. Method: playbook/guidance-and-expectation-gap.md.</w:t>
+      </w:r>
+    </w:p>
+    <w:p>
+      <w:pPr>
+        <w:spacing w:after="120"/>
+      </w:pPr>
+      <w:r>
+        <w:rPr>
+          <w:b/>
+          <w:bCs/>
+          <w:sz w:val="20"/>
+          <w:szCs w:val="20"/>
+        </w:rPr>
+        <w:t xml:space="preserve">Market expectation vs. our path:</w:t>
+      </w:r>
+    </w:p>
+    <w:tbl>
+      <w:tblPr>
+        <w:tblW w:type="dxa" w:w="9000"/>
+        <w:tblBorders>
+          <w:top w:val="single" w:color="auto" w:sz="4"/>
+          <w:left w:val="single" w:color="auto" w:sz="4"/>
+          <w:bottom w:val="single" w:color="auto" w:sz="4"/>
+          <w:right w:val="single" w:color="auto" w:sz="4"/>
+          <w:insideH w:val="single" w:color="auto" w:sz="4"/>
+          <w:insideV w:val="single" w:color="auto" w:sz="4"/>
+        </w:tblBorders>
+      </w:tblPr>
+      <w:tblGrid>
+        <w:gridCol w:w="3200"/>
+        <w:gridCol w:w="5800"/>
+      </w:tblGrid>
+      <w:tr>
+        <w:tc>
+          <w:tcPr>
+            <w:tcW w:type="dxa" w:w="3200"/>
+            <w:shd w:fill="F2F2F2" w:val="clear"/>
+          </w:tcPr>
+          <w:p>
+            <w:r>
+              <w:rPr>
+                <w:b/>
+                <w:bCs/>
+              </w:rPr>
+              <w:t xml:space="preserve">As of</w:t>
+            </w:r>
+          </w:p>
+        </w:tc>
+        <w:tc>
+          <w:tcPr>
+            <w:tcW w:type="dxa" w:w="5800"/>
+          </w:tcPr>
+          <w:p>
+            <w:r>
+              <w:t xml:space="preserve">2026-09-09</w:t>
+            </w:r>
+          </w:p>
+        </w:tc>
+      </w:tr>
+      <w:tr>
+        <w:tc>
+          <w:tcPr>
+            <w:tcW w:type="dxa" w:w="3200"/>
+            <w:shd w:fill="F2F2F2" w:val="clear"/>
+          </w:tcPr>
+          <w:p>
+            <w:r>
+              <w:rPr>
+                <w:b/>
+                <w:bCs/>
+              </w:rPr>
+              <w:t xml:space="preserve">Price / multiple</w:t>
+            </w:r>
+          </w:p>
+        </w:tc>
+        <w:tc>
+          <w:tcPr>
+            <w:tcW w:type="dxa" w:w="5800"/>
+          </w:tcPr>
+          <w:p>
+            <w:r>
+              <w:t xml:space="preserve">Rs 513 · 23.8x P/E</w:t>
+            </w:r>
+          </w:p>
+        </w:tc>
+      </w:tr>
+      <w:tr>
+        <w:tc>
+          <w:tcPr>
+            <w:tcW w:type="dxa" w:w="3200"/>
+            <w:shd w:fill="F2F2F2" w:val="clear"/>
+          </w:tcPr>
+          <w:p>
+            <w:r>
+              <w:rPr>
+                <w:b/>
+                <w:bCs/>
+              </w:rPr>
+              <w:t xml:space="preserve">Right valuation lens</w:t>
+            </w:r>
+          </w:p>
+        </w:tc>
+        <w:tc>
+          <w:tcPr>
+            <w:tcW w:type="dxa" w:w="5800"/>
+          </w:tcPr>
+          <w:p>
+            <w:r>
+              <w:t xml:space="preserve">P/E</w:t>
+            </w:r>
+          </w:p>
+        </w:tc>
+      </w:tr>
+      <w:tr>
+        <w:tc>
+          <w:tcPr>
+            <w:tcW w:type="dxa" w:w="3200"/>
+            <w:shd w:fill="F2F2F2" w:val="clear"/>
+          </w:tcPr>
+          <w:p>
+            <w:r>
+              <w:rPr>
+                <w:b/>
+                <w:bCs/>
+              </w:rPr>
+              <w:t xml:space="preserve">Price implies</w:t>
+            </w:r>
+          </w:p>
+        </w:tc>
+        <w:tc>
+          <w:tcPr>
+            <w:tcW w:type="dxa" w:w="5800"/>
+          </w:tcPr>
+          <w:p>
+            <w:r>
+              <w:t xml:space="preserve">~24x on thin (~5% OPM) earnings implies the market expects a sharp margin recovery; needs OPM back to ~10%+ and ~20% EPS CAGR to justify</w:t>
+            </w:r>
+          </w:p>
+        </w:tc>
+      </w:tr>
+      <w:tr>
+        <w:tc>
+          <w:tcPr>
+            <w:tcW w:type="dxa" w:w="3200"/>
+            <w:shd w:fill="F2F2F2" w:val="clear"/>
+          </w:tcPr>
+          <w:p>
+            <w:r>
+              <w:rPr>
+                <w:b/>
+                <w:bCs/>
+              </w:rPr>
+              <w:t xml:space="preserve">Our FY27</w:t>
+            </w:r>
+          </w:p>
+        </w:tc>
+        <w:tc>
+          <w:tcPr>
+            <w:tcW w:type="dxa" w:w="5800"/>
+          </w:tcPr>
+          <w:p>
+            <w:r>
+              <w:t xml:space="preserve">revenue +15-20% on volume, OPM recovery to 7-9%, PAT up sharply off a low base</w:t>
+            </w:r>
+          </w:p>
+        </w:tc>
+      </w:tr>
+      <w:tr>
+        <w:tc>
+          <w:tcPr>
+            <w:tcW w:type="dxa" w:w="3200"/>
+            <w:shd w:fill="F2F2F2" w:val="clear"/>
+          </w:tcPr>
+          <w:p>
+            <w:r>
+              <w:rPr>
+                <w:b/>
+                <w:bCs/>
+              </w:rPr>
+              <w:t xml:space="preserve">Our FY28</w:t>
+            </w:r>
+          </w:p>
+        </w:tc>
+        <w:tc>
+          <w:tcPr>
+            <w:tcW w:type="dxa" w:w="5800"/>
+          </w:tcPr>
+          <w:p>
+            <w:r>
+              <w:t xml:space="preserve">further normalisation if surfactant spreads recover; execution- and spread-dependent</w:t>
+            </w:r>
+          </w:p>
+        </w:tc>
+      </w:tr>
+      <w:tr>
+        <w:tc>
+          <w:tcPr>
+            <w:tcW w:type="dxa" w:w="3200"/>
+            <w:shd w:fill="F2F2F2" w:val="clear"/>
+          </w:tcPr>
+          <w:p>
+            <w:r>
+              <w:rPr>
+                <w:b/>
+                <w:bCs/>
+              </w:rPr>
+              <w:t xml:space="preserve">Gap direction</w:t>
+            </w:r>
+          </w:p>
+        </w:tc>
+        <w:tc>
+          <w:tcPr>
+            <w:tcW w:type="dxa" w:w="5800"/>
+          </w:tcPr>
+          <w:p>
+            <w:r>
+              <w:t xml:space="preserve">over-optimistic</w:t>
+            </w:r>
+          </w:p>
+        </w:tc>
+      </w:tr>
+      <w:tr>
+        <w:tc>
+          <w:tcPr>
+            <w:tcW w:type="dxa" w:w="3200"/>
+            <w:shd w:fill="F2F2F2" w:val="clear"/>
+          </w:tcPr>
+          <w:p>
+            <w:r>
+              <w:rPr>
+                <w:b/>
+                <w:bCs/>
+              </w:rPr>
+              <w:t xml:space="preserve">Gap type</w:t>
+            </w:r>
+          </w:p>
+        </w:tc>
+        <w:tc>
+          <w:tcPr>
+            <w:tcW w:type="dxa" w:w="5800"/>
+          </w:tcPr>
+          <w:p>
+            <w:r>
+              <w:t xml:space="preserve">margin</w:t>
+            </w:r>
+          </w:p>
+        </w:tc>
+      </w:tr>
+      <w:tr>
+        <w:tc>
+          <w:tcPr>
+            <w:tcW w:type="dxa" w:w="3200"/>
+            <w:shd w:fill="F2F2F2" w:val="clear"/>
+          </w:tcPr>
+          <w:p>
+            <w:r>
+              <w:rPr>
+                <w:b/>
+                <w:bCs/>
+              </w:rPr>
+              <w:t xml:space="preserve">Gap magnitude</w:t>
+            </w:r>
+          </w:p>
+        </w:tc>
+        <w:tc>
+          <w:tcPr>
+            <w:tcW w:type="dxa" w:w="5800"/>
+          </w:tcPr>
+          <w:p>
+            <w:r>
+              <w:t xml:space="preserve">-25% (our FY28 PAT vs implied)</w:t>
+            </w:r>
+          </w:p>
+        </w:tc>
+      </w:tr>
+      <w:tr>
+        <w:tc>
+          <w:tcPr>
+            <w:tcW w:type="dxa" w:w="3200"/>
+            <w:shd w:fill="F2F2F2" w:val="clear"/>
+          </w:tcPr>
+          <w:p>
+            <w:r>
+              <w:rPr>
+                <w:b/>
+                <w:bCs/>
+              </w:rPr>
+              <w:t xml:space="preserve">Gap basis</w:t>
+            </w:r>
+          </w:p>
+        </w:tc>
+        <w:tc>
+          <w:tcPr>
+            <w:tcW w:type="dxa" w:w="5800"/>
+          </w:tcPr>
+          <w:p>
+            <w:r>
+              <w:t xml:space="preserve">24x trailing P/E on a sub-6% OPM commodity-surfactants business with 1.4x interest cover and ROCE &lt;10%; the multiple already prices a margin recovery the filings don't show.</w:t>
+            </w:r>
+          </w:p>
+        </w:tc>
+      </w:tr>
+      <w:tr>
+        <w:tc>
+          <w:tcPr>
+            <w:tcW w:type="dxa" w:w="3200"/>
+            <w:shd w:fill="F2F2F2" w:val="clear"/>
+          </w:tcPr>
+          <w:p>
+            <w:r>
+              <w:rPr>
+                <w:b/>
+                <w:bCs/>
+              </w:rPr>
+              <w:t xml:space="preserve">Evidence quality</w:t>
+            </w:r>
+          </w:p>
+        </w:tc>
+        <w:tc>
+          <w:tcPr>
+            <w:tcW w:type="dxa" w:w="5800"/>
+          </w:tcPr>
+          <w:p>
+            <w:r>
+              <w:t xml:space="preserve">weak</w:t>
+            </w:r>
+          </w:p>
+        </w:tc>
+      </w:tr>
+    </w:tbl>
+    <w:p>
+      <w:pPr>
+        <w:spacing w:after="120"/>
+      </w:pPr>
+      <w:r>
+        <w:rPr>
+          <w:i/>
+          <w:iCs/>
+          <w:color w:val="666666"/>
+          <w:sz w:val="16"/>
+          <w:szCs w:val="16"/>
+        </w:rPr>
+        <w:t xml:space="preserve">no broker consensus; implied path is a reverse-P/E estimate + screener.in forward figures + VP thread view</w:t>
+      </w:r>
+    </w:p>
+    <w:p>
+      <w:pPr>
+        <w:pStyle w:val="Heading1"/>
+        <w:spacing w:after="120" w:before="280"/>
+      </w:pPr>
+      <w:r>
+        <w:t xml:space="preserve">Ishmohit-Lens Checks (value chain · earnings quality · growth trajectory · management · quality metrics · track record · global-signal check)</w:t>
+      </w:r>
+    </w:p>
+    <w:p>
+      <w:pPr>
+        <w:spacing w:after="120"/>
+      </w:pPr>
+      <w:r>
+        <w:rPr>
+          <w:i/>
+          <w:iCs/>
+          <w:color w:val="666666"/>
+          <w:sz w:val="18"/>
+          <w:szCs w:val="18"/>
+        </w:rPr>
+        <w:t xml:space="preserve">Extra checks drawn from @ishmohit1 / SOIC methodology (playbook/ishmohit-soic-style.md): where the company sits in its value chain and what the supply side is doing, whether a margin/PAT inflection is structural or a cyclical peak, the rate-of-change of growth vs. what the multiple demands, and management quality as a positive attribute.</w:t>
+      </w:r>
+    </w:p>
+    <w:p>
+      <w:pPr>
+        <w:spacing w:after="120"/>
+      </w:pPr>
+      <w:r>
+        <w:rPr>
+          <w:b/>
+          <w:bCs/>
+          <w:sz w:val="20"/>
+          <w:szCs w:val="20"/>
+        </w:rPr>
+        <w:t xml:space="preserve">Quality metrics (ROCE · debt · FCF · margin · capex):</w:t>
+      </w:r>
+    </w:p>
+    <w:tbl>
+      <w:tblPr>
+        <w:tblW w:type="dxa" w:w="9000"/>
+        <w:tblBorders>
+          <w:top w:val="single" w:color="auto" w:sz="4"/>
+          <w:left w:val="single" w:color="auto" w:sz="4"/>
+          <w:bottom w:val="single" w:color="auto" w:sz="4"/>
+          <w:right w:val="single" w:color="auto" w:sz="4"/>
+          <w:insideH w:val="single" w:color="auto" w:sz="4"/>
+          <w:insideV w:val="single" w:color="auto" w:sz="4"/>
+        </w:tblBorders>
+      </w:tblPr>
+      <w:tblGrid>
+        <w:gridCol w:w="3200"/>
+        <w:gridCol w:w="5800"/>
+      </w:tblGrid>
+      <w:tr>
+        <w:tc>
+          <w:tcPr>
+            <w:tcW w:type="dxa" w:w="3200"/>
+            <w:shd w:fill="F2F2F2" w:val="clear"/>
+          </w:tcPr>
+          <w:p>
+            <w:r>
+              <w:rPr>
+                <w:b/>
+                <w:bCs/>
+              </w:rPr>
+              <w:t xml:space="preserve">Assessment</w:t>
+            </w:r>
+          </w:p>
+        </w:tc>
+        <w:tc>
+          <w:tcPr>
+            <w:tcW w:type="dxa" w:w="5800"/>
+          </w:tcPr>
+          <w:p>
+            <w:r>
+              <w:t xml:space="preserve">concern</w:t>
+            </w:r>
+          </w:p>
+        </w:tc>
+      </w:tr>
+      <w:tr>
+        <w:tc>
+          <w:tcPr>
+            <w:tcW w:type="dxa" w:w="3200"/>
+            <w:shd w:fill="F2F2F2" w:val="clear"/>
+          </w:tcPr>
+          <w:p>
+            <w:r>
+              <w:rPr>
+                <w:b/>
+                <w:bCs/>
+              </w:rPr>
+              <w:t xml:space="preserve">ROCE</w:t>
+            </w:r>
+          </w:p>
+        </w:tc>
+        <w:tc>
+          <w:tcPr>
+            <w:tcW w:type="dxa" w:w="5800"/>
+          </w:tcPr>
+          <w:p>
+            <w:r>
+              <w:t xml:space="preserve">9% (unclear)</w:t>
+            </w:r>
+          </w:p>
+        </w:tc>
+      </w:tr>
+      <w:tr>
+        <w:tc>
+          <w:tcPr>
+            <w:tcW w:type="dxa" w:w="3200"/>
+            <w:shd w:fill="F2F2F2" w:val="clear"/>
+          </w:tcPr>
+          <w:p>
+            <w:r>
+              <w:rPr>
+                <w:b/>
+                <w:bCs/>
+              </w:rPr>
+              <w:t xml:space="preserve">Leverage</w:t>
+            </w:r>
+          </w:p>
+        </w:tc>
+        <w:tc>
+          <w:tcPr>
+            <w:tcW w:type="dxa" w:w="5800"/>
+          </w:tcPr>
+          <w:p>
+            <w:r>
+              <w:t xml:space="preserve">Net debt/EBITDA 2.4x</w:t>
+            </w:r>
+          </w:p>
+        </w:tc>
+      </w:tr>
+      <w:tr>
+        <w:tc>
+          <w:tcPr>
+            <w:tcW w:type="dxa" w:w="3200"/>
+            <w:shd w:fill="F2F2F2" w:val="clear"/>
+          </w:tcPr>
+          <w:p>
+            <w:r>
+              <w:rPr>
+                <w:b/>
+                <w:bCs/>
+              </w:rPr>
+              <w:t xml:space="preserve">FCF conversion</w:t>
+            </w:r>
+          </w:p>
+        </w:tc>
+        <w:tc>
+          <w:tcPr>
+            <w:tcW w:type="dxa" w:w="5800"/>
+          </w:tcPr>
+          <w:p>
+            <w:r>
+              <w:t xml:space="preserve">40%</w:t>
+            </w:r>
+          </w:p>
+        </w:tc>
+      </w:tr>
+      <w:tr>
+        <w:tc>
+          <w:tcPr>
+            <w:tcW w:type="dxa" w:w="3200"/>
+            <w:shd w:fill="F2F2F2" w:val="clear"/>
+          </w:tcPr>
+          <w:p>
+            <w:r>
+              <w:rPr>
+                <w:b/>
+                <w:bCs/>
+              </w:rPr>
+              <w:t xml:space="preserve">Margin trend</w:t>
+            </w:r>
+          </w:p>
+        </w:tc>
+        <w:tc>
+          <w:tcPr>
+            <w:tcW w:type="dxa" w:w="5800"/>
+          </w:tcPr>
+          <w:p>
+            <w:r>
+              <w:t xml:space="preserve">contracting</w:t>
+            </w:r>
+          </w:p>
+        </w:tc>
+      </w:tr>
+      <w:tr>
+        <w:tc>
+          <w:tcPr>
+            <w:tcW w:type="dxa" w:w="3200"/>
+            <w:shd w:fill="F2F2F2" w:val="clear"/>
+          </w:tcPr>
+          <w:p>
+            <w:r>
+              <w:rPr>
+                <w:b/>
+                <w:bCs/>
+              </w:rPr>
+              <w:t xml:space="preserve">Capex efficiency</w:t>
+            </w:r>
+          </w:p>
+        </w:tc>
+        <w:tc>
+          <w:tcPr>
+            <w:tcW w:type="dxa" w:w="5800"/>
+          </w:tcPr>
+          <w:p>
+            <w:r>
+              <w:t xml:space="preserve">value-destructive</w:t>
+            </w:r>
+          </w:p>
+        </w:tc>
+      </w:tr>
+    </w:tbl>
+    <w:p>
+      <w:pPr>
+        <w:spacing w:after="60" w:before="120"/>
+      </w:pPr>
+      <w:r>
+        <w:rPr>
+          <w:b/>
+          <w:bCs/>
+          <w:sz w:val="20"/>
+          <w:szCs w:val="20"/>
+        </w:rPr>
+        <w:t xml:space="preserve">Track record (Coffee Can persistence check): </w:t>
+      </w:r>
+      <w:r>
+        <w:rPr>
+          <w:sz w:val="20"/>
+          <w:szCs w:val="20"/>
+        </w:rPr>
+        <w:t xml:space="preserve">cleared revenue growth ≥10% AND ROCE ≥15% in 0 of the last 5 years (consistency_score 0)</w:t>
+      </w:r>
+    </w:p>
+    <w:p>
+      <w:pPr>
+        <w:spacing w:after="120"/>
+      </w:pPr>
+      <w:r>
+        <w:rPr>
+          <w:color w:val="666666"/>
+          <w:sz w:val="18"/>
+          <w:szCs w:val="18"/>
+        </w:rPr>
+        <w:t xml:space="preserve">Screener FY21-FY25: never had both rev growth &gt;=10% AND ROCE &gt;=15% in the same year - ROCE structurally sub-15 (range 7-15%), and the one 15% ROCE year (FY23) had only 4% growth. 0 of 5 cleared.</w:t>
+      </w:r>
+    </w:p>
+    <w:p>
+      <w:pPr>
+        <w:pStyle w:val="Heading1"/>
+        <w:spacing w:after="120" w:before="280"/>
+      </w:pPr>
+      <w:r>
         <w:t xml:space="preserve">Technical Read (Weekly / Monthly MACD + Bollinger Bands, or RSI/CCI/Williams %R proxy)</w:t>
       </w:r>
     </w:p>
@@ -489,6 +1107,34 @@
           <w:szCs w:val="24"/>
         </w:rPr>
         <w:t xml:space="preserve">10x-in-2-3-years</w:t>
+      </w:r>
+    </w:p>
+    <w:p>
+      <w:pPr>
+        <w:spacing w:after="120"/>
+      </w:pPr>
+      <w:r>
+        <w:rPr>
+          <w:color w:val="666666"/>
+          <w:sz w:val="20"/>
+          <w:szCs w:val="20"/>
+        </w:rPr>
+        <w:t xml:space="preserve">4-box gate — tailwind: weak · TAM: weak · moat: weak · valuation: weak  (score 2 / 4)</w:t>
+      </w:r>
+    </w:p>
+    <w:p>
+      <w:pPr>
+        <w:spacing w:after="120"/>
+      </w:pPr>
+      <w:r>
+        <w:rPr>
+          <w:i/>
+          <w:iCs/>
+          <w:color w:val="666666"/>
+          <w:sz w:val="20"/>
+          <w:szCs w:val="20"/>
+        </w:rPr>
+        <w:t xml:space="preserve">Legacy Tier B 'early-stage turnaround' framing; recent-quarter inflection noted but ROE still weak, VP thread dead - no detailed driver/moat/valuation.</w:t>
       </w:r>
     </w:p>
     <w:p>

--- a/projects/valuepickr-open-screen/docs/Aarti Surfactants Ltd.docx
+++ b/projects/valuepickr-open-screen/docs/Aarti Surfactants Ltd.docx
@@ -533,6 +533,171 @@
         <w:t xml:space="preserve">This is independent research and analysis for informational purposes only, not personalized financial or investment advice. Past multi-bagger performance and forum/social sentiment are not indicators of future returns. Do your own due diligence before investing.</w:t>
       </w:r>
     </w:p>
+    <w:p/>
+    <w:p>
+      <w:r>
+        <w:rPr>
+          <w:b/>
+          <w:sz w:val="28"/>
+        </w:rPr>
+        <w:t>🔄 RESEARCH UPDATE - 2026-10-05</w:t>
+      </w:r>
+    </w:p>
+    <w:p>
+      <w:r>
+        <w:rPr>
+          <w:b/>
+        </w:rPr>
+        <w:t>📊 Key Metrics:</w:t>
+      </w:r>
+    </w:p>
+    <w:p>
+      <w:pPr>
+        <w:ind w:left="360"/>
+      </w:pPr>
+      <w:r>
+        <w:t xml:space="preserve">  • Company: Aarti Surfactants Ltd</w:t>
+      </w:r>
+    </w:p>
+    <w:p>
+      <w:pPr>
+        <w:ind w:left="360"/>
+      </w:pPr>
+      <w:r>
+        <w:t xml:space="preserve">  • Conviction: Not rated</w:t>
+      </w:r>
+    </w:p>
+    <w:p>
+      <w:pPr>
+        <w:ind w:left="360"/>
+      </w:pPr>
+      <w:r>
+        <w:t xml:space="preserve">  • Thesis: 10x-in-2-3-years</w:t>
+      </w:r>
+    </w:p>
+    <w:p>
+      <w:pPr>
+        <w:ind w:left="360"/>
+      </w:pPr>
+      <w:r>
+        <w:t xml:space="preserve">  • 4-Box Score: 2.0</w:t>
+      </w:r>
+    </w:p>
+    <w:p>
+      <w:pPr>
+        <w:ind w:left="360"/>
+      </w:pPr>
+      <w:r>
+        <w:t xml:space="preserve">  • Research Date: 2026-10-05</w:t>
+      </w:r>
+    </w:p>
+    <w:p>
+      <w:pPr>
+        <w:ind w:left="360"/>
+      </w:pPr>
+      <w:r>
+        <w:t xml:space="preserve">  • Red Flag: None</w:t>
+      </w:r>
+    </w:p>
+    <w:p/>
+    <w:p>
+      <w:r>
+        <w:rPr>
+          <w:b/>
+        </w:rPr>
+        <w:t>📝 Verdict:</w:t>
+      </w:r>
+    </w:p>
+    <w:p>
+      <w:pPr>
+        <w:ind w:left="360"/>
+      </w:pPr>
+      <w:r>
+        <w:t>Early, unconfirmed turnaround - a low-conviction 10x-optionality watch, not a conviction buy</w:t>
+      </w:r>
+    </w:p>
+    <w:p/>
+    <w:p>
+      <w:r>
+        <w:rPr>
+          <w:b/>
+        </w:rPr>
+        <w:t>📈 Bull Case:</w:t>
+      </w:r>
+    </w:p>
+    <w:p>
+      <w:pPr>
+        <w:ind w:left="360"/>
+      </w:pPr>
+      <w:r>
+        <w:t>Q2 FY26 PAT up ~115% YoY - a real, specific recent-quarter inflection off a depressed base</w:t>
+      </w:r>
+    </w:p>
+    <w:p>
+      <w:pPr>
+        <w:ind w:left="360"/>
+      </w:pPr>
+      <w:r>
+        <w:t>Working capital cut from ~32 to ~21.5 days - genuine operating discipline</w:t>
+      </w:r>
+    </w:p>
+    <w:p>
+      <w:pPr>
+        <w:ind w:left="360"/>
+      </w:pPr>
+      <w:r>
+        <w:t>Small (~Rs 468 Cr) demerged specialty-chemicals platform with room to re-rate if margin normalisation sustains</w:t>
+      </w:r>
+    </w:p>
+    <w:p>
+      <w:pPr>
+        <w:ind w:left="360"/>
+      </w:pPr>
+      <w:r>
+        <w:t>Aarti-group lineage and an established Home &amp; Personal Care customer base</w:t>
+      </w:r>
+    </w:p>
+    <w:p/>
+    <w:p>
+      <w:r>
+        <w:rPr>
+          <w:b/>
+        </w:rPr>
+        <w:t>📉 Bear Case:</w:t>
+      </w:r>
+    </w:p>
+    <w:p>
+      <w:pPr>
+        <w:ind w:left="360"/>
+      </w:pPr>
+      <w:r>
+        <w:t>ROE still only ~5% and ROCE ~8.5% - the business has not cleared the cost-of-capital hurdle</w:t>
+      </w:r>
+    </w:p>
+    <w:p>
+      <w:pPr>
+        <w:ind w:left="360"/>
+      </w:pPr>
+      <w:r>
+        <w:t>Recent profit growth is margin/cost-driven off a low base, not demand-led - durability unproven</w:t>
+      </w:r>
+    </w:p>
+    <w:p>
+      <w:pPr>
+        <w:ind w:left="360"/>
+      </w:pPr>
+      <w:r>
+        <w:t>~25x earnings on a still-recovering earnings base is not cheap</w:t>
+      </w:r>
+    </w:p>
+    <w:p>
+      <w:pPr>
+        <w:ind w:left="360"/>
+      </w:pPr>
+      <w:r>
+        <w:t>No community coverage or independent thesis stress-testing; commodity input-cost swings can reverse the margin gain</w:t>
+      </w:r>
+    </w:p>
     <w:sectPr>
       <w:pgSz w:w="12240" w:h="15840" w:orient="portrait"/>
       <w:pgMar w:top="1440" w:right="1440" w:bottom="1440" w:left="1440" w:header="708" w:footer="708" w:gutter="0"/>
